--- a/docs/reports/Report_2_AutoWash_Priority_Booking_Engine.docx
+++ b/docs/reports/Report_2_AutoWash_Priority_Booking_Engine.docx
@@ -500,7 +500,16 @@
                 <w:color w:val="000000"/>
                 <w:sz w:val="18"/>
               </w:rPr>
-              <w:t>Report 1</w:t>
+              <w:t xml:space="preserve">Report </w:t>
+            </w:r>
+            <w:r>
+              <w:rPr>
+                <w:rFonts w:ascii="helvetica neue" w:eastAsia="Georgia" w:hAnsi="helvetica neue" w:cs="Georgia"/>
+                <w:i/>
+                <w:color w:val="000000"/>
+                <w:sz w:val="18"/>
+              </w:rPr>
+              <w:t>2</w:t>
             </w:r>
           </w:p>
         </w:tc>
@@ -744,39 +753,112 @@
       </w:pPr>
       <w:r>
         <w:rPr>
+          <w:noProof/>
+        </w:rPr>
+        <w:lastRenderedPageBreak/>
+        <w:drawing>
+          <wp:inline distT="0" distB="0" distL="0" distR="0" wp14:anchorId="1567C7DD" wp14:editId="256B22AE">
+            <wp:extent cx="6038850" cy="5175885"/>
+            <wp:effectExtent l="0" t="0" r="0" b="5715"/>
+            <wp:docPr id="1031478320" name="Hình ảnh 1"/>
+            <wp:cNvGraphicFramePr>
+              <a:graphicFrameLocks xmlns:a="http://schemas.openxmlformats.org/drawingml/2006/main" noChangeAspect="1"/>
+            </wp:cNvGraphicFramePr>
+            <a:graphic xmlns:a="http://schemas.openxmlformats.org/drawingml/2006/main">
+              <a:graphicData uri="http://schemas.openxmlformats.org/drawingml/2006/picture">
+                <pic:pic xmlns:pic="http://schemas.openxmlformats.org/drawingml/2006/picture">
+                  <pic:nvPicPr>
+                    <pic:cNvPr id="1031478320" name="Hình ảnh 1031478320"/>
+                    <pic:cNvPicPr/>
+                  </pic:nvPicPr>
+                  <pic:blipFill>
+                    <a:blip r:embed="rId5" cstate="print">
+                      <a:extLst>
+                        <a:ext uri="{28A0092B-C50C-407E-A947-70E740481C1C}">
+                          <a14:useLocalDpi xmlns:a14="http://schemas.microsoft.com/office/drawing/2010/main" val="0"/>
+                        </a:ext>
+                      </a:extLst>
+                    </a:blip>
+                    <a:stretch>
+                      <a:fillRect/>
+                    </a:stretch>
+                  </pic:blipFill>
+                  <pic:spPr>
+                    <a:xfrm>
+                      <a:off x="0" y="0"/>
+                      <a:ext cx="6038850" cy="5175885"/>
+                    </a:xfrm>
+                    <a:prstGeom prst="rect">
+                      <a:avLst/>
+                    </a:prstGeom>
+                  </pic:spPr>
+                </pic:pic>
+              </a:graphicData>
+            </a:graphic>
+          </wp:inline>
+        </w:drawing>
+      </w:r>
+    </w:p>
+    <w:p>
+      <w:pPr>
+        <w:spacing w:after="210" w:line="360" w:lineRule="auto"/>
+        <w:rPr>
           <w:rFonts w:eastAsia="Georgia" w:hAnsi="Georgia" w:cs="Georgia"/>
           <w:i/>
           <w:color w:val="000000"/>
         </w:rPr>
-        <w:t>(Create UML Class Diagrams for all major classes in your system.)</w:t>
+      </w:pPr>
+      <w:r>
+        <w:rPr>
+          <w:rFonts w:eastAsia="Georgia" w:hAnsi="Georgia" w:cs="Georgia"/>
+          <w:i/>
+          <w:color w:val="000000"/>
+        </w:rPr>
+        <w:t xml:space="preserve">Caption: UML Class Diagram for the </w:t>
+      </w:r>
+      <w:proofErr w:type="spellStart"/>
+      <w:r>
+        <w:rPr>
+          <w:rFonts w:eastAsia="Georgia" w:hAnsi="Georgia" w:cs="Georgia"/>
+          <w:b/>
+          <w:bCs/>
+          <w:i/>
+          <w:color w:val="000000"/>
+        </w:rPr>
+        <w:t>AutoWash</w:t>
+      </w:r>
+      <w:proofErr w:type="spellEnd"/>
+      <w:r>
+        <w:rPr>
+          <w:rFonts w:eastAsia="Georgia" w:hAnsi="Georgia" w:cs="Georgia"/>
+          <w:b/>
+          <w:bCs/>
+          <w:i/>
+          <w:color w:val="000000"/>
+        </w:rPr>
+        <w:t xml:space="preserve"> Priority Booking Engine</w:t>
+      </w:r>
+      <w:r>
+        <w:rPr>
+          <w:rFonts w:eastAsia="Georgia" w:hAnsi="Georgia" w:cs="Georgia"/>
+          <w:i/>
+          <w:color w:val="000000"/>
+        </w:rPr>
+        <w:t xml:space="preserve"> </w:t>
+      </w:r>
+      <w:r>
+        <w:rPr>
+          <w:rFonts w:eastAsia="Georgia" w:hAnsi="Georgia" w:cs="Georgia"/>
+          <w:i/>
+          <w:color w:val="000000"/>
+        </w:rPr>
+        <w:t>system.</w:t>
       </w:r>
     </w:p>
     <w:p>
       <w:pPr>
         <w:spacing w:after="210" w:line="360" w:lineRule="auto"/>
       </w:pPr>
-      <w:r>
-        <w:rPr>
-          <w:rFonts w:eastAsia="Georgia" w:hAnsi="Georgia" w:cs="Georgia"/>
-          <w:b/>
-          <w:color w:val="000000"/>
-        </w:rPr>
-        <w:lastRenderedPageBreak/>
-        <w:t>[INSERT CLASS DIAGRAM IMAGE]</w:t>
-      </w:r>
-    </w:p>
-    <w:p>
-      <w:pPr>
-        <w:spacing w:after="210" w:line="360" w:lineRule="auto"/>
-      </w:pPr>
-      <w:r>
-        <w:rPr>
-          <w:rFonts w:eastAsia="Georgia" w:hAnsi="Georgia" w:cs="Georgia"/>
-          <w:i/>
-          <w:color w:val="000000"/>
-        </w:rPr>
-        <w:t>Caption: UML Class Diagram for the [Project Name] system.</w:t>
-      </w:r>
     </w:p>
     <w:p>
       <w:pPr>
@@ -1256,6 +1338,7 @@
                 <w:color w:val="000000"/>
                 <w:sz w:val="17"/>
               </w:rPr>
+              <w:lastRenderedPageBreak/>
               <w:t>WashPackage</w:t>
             </w:r>
             <w:proofErr w:type="spellEnd"/>
@@ -1690,6 +1773,7 @@
                 <w:sz w:val="17"/>
               </w:rPr>
             </w:pPr>
+            <w:proofErr w:type="spellStart"/>
             <w:proofErr w:type="gramStart"/>
             <w:r>
               <w:rPr>
@@ -1698,7 +1782,17 @@
                 <w:color w:val="000000"/>
                 <w:sz w:val="17"/>
               </w:rPr>
-              <w:t>addCustomer(</w:t>
+              <w:t>addCustomer</w:t>
+            </w:r>
+            <w:proofErr w:type="spellEnd"/>
+            <w:r>
+              <w:rPr>
+                <w:rFonts w:eastAsia="Georgia" w:hAnsi="Georgia" w:cs="Georgia"/>
+                <w:i/>
+                <w:color w:val="000000"/>
+                <w:sz w:val="17"/>
+              </w:rPr>
+              <w:t>(</w:t>
             </w:r>
             <w:proofErr w:type="gramEnd"/>
             <w:r>
@@ -2960,23 +3054,9 @@
           <w:color w:val="000000"/>
           <w:sz w:val="24"/>
         </w:rPr>
-        <w:lastRenderedPageBreak/>
         <w:t>2.2 Pseudocode for Core Algorithms</w:t>
       </w:r>
       <w:bookmarkEnd w:id="6"/>
-    </w:p>
-    <w:p>
-      <w:pPr>
-        <w:spacing w:after="210" w:line="360" w:lineRule="auto"/>
-        <w:ind w:left="630"/>
-      </w:pPr>
-      <w:r>
-        <w:rPr>
-          <w:rFonts w:eastAsia="Georgia" w:hAnsi="Georgia" w:cs="Georgia"/>
-          <w:color w:val="000000"/>
-        </w:rPr>
-        <w:t>Write pseudocode for your primary algorithm(s) before implementing them in Java.</w:t>
-      </w:r>
     </w:p>
     <w:p>
       <w:pPr>
@@ -3325,6 +3405,7 @@
           <w:color w:val="000000"/>
           <w:sz w:val="18"/>
         </w:rPr>
+        <w:lastRenderedPageBreak/>
         <w:t xml:space="preserve">      </w:t>
       </w:r>
       <w:proofErr w:type="spellStart"/>
@@ -4222,7 +4303,6 @@
           <w:color w:val="000000"/>
           <w:sz w:val="18"/>
         </w:rPr>
-        <w:lastRenderedPageBreak/>
         <w:t xml:space="preserve">  END FOR</w:t>
       </w:r>
     </w:p>
@@ -5925,15 +6005,7 @@
           <w:b/>
           <w:color w:val="000000"/>
         </w:rPr>
-        <w:t xml:space="preserve"> O(n).</w:t>
-      </w:r>
-      <w:r>
-        <w:rPr>
-          <w:rFonts w:eastAsia="Georgia" w:hAnsi="Georgia" w:cs="Georgia"/>
-          <w:b/>
-          <w:color w:val="000000"/>
-        </w:rPr>
-        <w:t xml:space="preserve"> </w:t>
+        <w:t xml:space="preserve"> O(n). </w:t>
       </w:r>
       <w:r>
         <w:rPr>
@@ -6006,19 +6078,6 @@
     </w:p>
     <w:p>
       <w:pPr>
-        <w:spacing w:after="210" w:line="360" w:lineRule="auto"/>
-        <w:ind w:left="630"/>
-      </w:pPr>
-      <w:r>
-        <w:rPr>
-          <w:rFonts w:eastAsia="Georgia" w:hAnsi="Georgia" w:cs="Georgia"/>
-          <w:color w:val="000000"/>
-        </w:rPr>
-        <w:t>Provide the actual Java implementation for each algorithm above.</w:t>
-      </w:r>
-    </w:p>
-    <w:p>
-      <w:pPr>
         <w:spacing w:before="315" w:after="105" w:line="360" w:lineRule="auto"/>
         <w:ind w:left="-30"/>
         <w:rPr>
@@ -6037,7 +6096,6 @@
           <w:color w:val="000000"/>
           <w:sz w:val="24"/>
         </w:rPr>
-        <w:lastRenderedPageBreak/>
         <w:t xml:space="preserve">Code Snippet 1 — </w:t>
       </w:r>
       <w:bookmarkEnd w:id="8"/>
@@ -6811,6 +6869,7 @@
           <w:color w:val="000000"/>
           <w:sz w:val="18"/>
         </w:rPr>
+        <w:lastRenderedPageBreak/>
         <w:t xml:space="preserve">            int </w:t>
       </w:r>
       <w:proofErr w:type="spellStart"/>
@@ -8017,7 +8076,6 @@
           <w:color w:val="000000"/>
           <w:sz w:val="24"/>
         </w:rPr>
-        <w:lastRenderedPageBreak/>
         <w:t xml:space="preserve">Code Snippet 2 — </w:t>
       </w:r>
       <w:bookmarkEnd w:id="9"/>
@@ -8517,34 +8575,6 @@
         <w:t>2.4 Manual Algorithm Trace</w:t>
       </w:r>
       <w:bookmarkEnd w:id="10"/>
-    </w:p>
-    <w:p>
-      <w:pPr>
-        <w:spacing w:after="210" w:line="360" w:lineRule="auto"/>
-        <w:ind w:left="630"/>
-      </w:pPr>
-      <w:r>
-        <w:rPr>
-          <w:rFonts w:eastAsia="Georgia" w:hAnsi="Georgia" w:cs="Georgia"/>
-          <w:color w:val="000000"/>
-        </w:rPr>
-        <w:t xml:space="preserve">Manually trace your algorithm using a specific test case to verify correctness </w:t>
-      </w:r>
-      <w:r>
-        <w:rPr>
-          <w:rFonts w:eastAsia="Georgia" w:hAnsi="Georgia" w:cs="Georgia"/>
-          <w:b/>
-          <w:color w:val="000000"/>
-        </w:rPr>
-        <w:t>before</w:t>
-      </w:r>
-      <w:r>
-        <w:rPr>
-          <w:rFonts w:eastAsia="Georgia" w:hAnsi="Georgia" w:cs="Georgia"/>
-          <w:color w:val="000000"/>
-        </w:rPr>
-        <w:t xml:space="preserve"> running it in the IDE.</w:t>
-      </w:r>
     </w:p>
     <w:p>
       <w:pPr>
@@ -9673,16 +9703,7 @@
           <w:i/>
           <w:color w:val="000000"/>
         </w:rPr>
-        <w:t xml:space="preserve">The trace confirms that the algorithm correctly sorts wash packages by price </w:t>
-      </w:r>
-      <w:r>
-        <w:rPr>
-          <w:rFonts w:eastAsia="Georgia" w:hAnsi="Georgia" w:cs="Georgia"/>
-          <w:i/>
-          <w:color w:val="000000"/>
-        </w:rPr>
-        <w:lastRenderedPageBreak/>
-        <w:t>in ascending order. The current seed data already contains these three services: Standard Wash (50,000 VND), Premium Wash + Vacuum (100,000 VND), and Wash + Polish (250,000 VND).</w:t>
+        <w:t>The trace confirms that the algorithm correctly sorts wash packages by price in ascending order. The current seed data already contains these three services: Standard Wash (50,000 VND), Premium Wash + Vacuum (100,000 VND), and Wash + Polish (250,000 VND).</w:t>
       </w:r>
       <w:r>
         <w:rPr>

--- a/docs/reports/Report_2_AutoWash_Priority_Booking_Engine.docx
+++ b/docs/reports/Report_2_AutoWash_Priority_Booking_Engine.docx
@@ -238,7 +238,7 @@
                 <w:color w:val="000000"/>
                 <w:sz w:val="18"/>
               </w:rPr>
-              <w:t>Nguyễn Tuấn Minh - SE204693</w:t>
+              <w:t>Ngô Hoàng Thái Dương - SE190177</w:t>
             </w:r>
           </w:p>
         </w:tc>
@@ -350,51 +350,6 @@
         <w:tc>
           <w:tcPr>
             <w:tcW w:w="0" w:type="auto"/>
-            <w:vMerge/>
-            <w:tcBorders>
-              <w:bottom w:val="single" w:sz="1" w:space="0" w:color="000000"/>
-              <w:right w:val="single" w:sz="1" w:space="0" w:color="000000"/>
-            </w:tcBorders>
-          </w:tcPr>
-          <w:p>
-            <w:pPr>
-              <w:spacing w:line="360" w:lineRule="auto"/>
-            </w:pPr>
-          </w:p>
-        </w:tc>
-        <w:tc>
-          <w:tcPr>
-            <w:tcW w:w="0" w:type="auto"/>
-            <w:tcBorders>
-              <w:top w:val="single" w:sz="1" w:space="0" w:color="000000"/>
-              <w:bottom w:val="single" w:sz="1" w:space="0" w:color="000000"/>
-            </w:tcBorders>
-          </w:tcPr>
-          <w:p>
-            <w:pPr>
-              <w:spacing w:line="360" w:lineRule="auto"/>
-            </w:pPr>
-            <w:r>
-              <w:rPr>
-                <w:rFonts w:ascii="helvetica neue" w:eastAsia="Georgia" w:hAnsi="helvetica neue" w:cs="Georgia"/>
-                <w:i/>
-                <w:color w:val="000000"/>
-                <w:sz w:val="18"/>
-              </w:rPr>
-              <w:t>Ngô Hoàng Thái Dương - SE190177</w:t>
-            </w:r>
-          </w:p>
-        </w:tc>
-      </w:tr>
-      <w:tr>
-        <w:trPr>
-          <w:cantSplit/>
-          <w:tblCellSpacing w:w="0" w:type="dxa"/>
-          <w:jc w:val="center"/>
-        </w:trPr>
-        <w:tc>
-          <w:tcPr>
-            <w:tcW w:w="0" w:type="auto"/>
             <w:tcBorders>
               <w:top w:val="single" w:sz="1" w:space="0" w:color="000000"/>
               <w:bottom w:val="single" w:sz="1" w:space="0" w:color="000000"/>
@@ -500,7 +455,16 @@
                 <w:color w:val="000000"/>
                 <w:sz w:val="18"/>
               </w:rPr>
-              <w:t>Report 1</w:t>
+              <w:t xml:space="preserve">Report </w:t>
+            </w:r>
+            <w:r>
+              <w:rPr>
+                <w:rFonts w:ascii="helvetica neue" w:eastAsia="Georgia" w:hAnsi="helvetica neue" w:cs="Georgia"/>
+                <w:i/>
+                <w:color w:val="000000"/>
+                <w:sz w:val="18"/>
+              </w:rPr>
+              <w:t>2</w:t>
             </w:r>
           </w:p>
         </w:tc>
@@ -744,39 +708,112 @@
       </w:pPr>
       <w:r>
         <w:rPr>
+          <w:noProof/>
+        </w:rPr>
+        <w:lastRenderedPageBreak/>
+        <w:drawing>
+          <wp:inline distT="0" distB="0" distL="0" distR="0" wp14:anchorId="1567C7DD" wp14:editId="043A5D6A">
+            <wp:extent cx="6038850" cy="5175885"/>
+            <wp:effectExtent l="0" t="0" r="0" b="5715"/>
+            <wp:docPr id="1031478320" name="Hình ảnh 1"/>
+            <wp:cNvGraphicFramePr>
+              <a:graphicFrameLocks xmlns:a="http://schemas.openxmlformats.org/drawingml/2006/main" noChangeAspect="1"/>
+            </wp:cNvGraphicFramePr>
+            <a:graphic xmlns:a="http://schemas.openxmlformats.org/drawingml/2006/main">
+              <a:graphicData uri="http://schemas.openxmlformats.org/drawingml/2006/picture">
+                <pic:pic xmlns:pic="http://schemas.openxmlformats.org/drawingml/2006/picture">
+                  <pic:nvPicPr>
+                    <pic:cNvPr id="1031478320" name="Hình ảnh 1031478320"/>
+                    <pic:cNvPicPr/>
+                  </pic:nvPicPr>
+                  <pic:blipFill>
+                    <a:blip r:embed="rId5" cstate="print">
+                      <a:extLst>
+                        <a:ext uri="{28A0092B-C50C-407E-A947-70E740481C1C}">
+                          <a14:useLocalDpi xmlns:a14="http://schemas.microsoft.com/office/drawing/2010/main" val="0"/>
+                        </a:ext>
+                      </a:extLst>
+                    </a:blip>
+                    <a:stretch>
+                      <a:fillRect/>
+                    </a:stretch>
+                  </pic:blipFill>
+                  <pic:spPr>
+                    <a:xfrm>
+                      <a:off x="0" y="0"/>
+                      <a:ext cx="6038850" cy="5175885"/>
+                    </a:xfrm>
+                    <a:prstGeom prst="rect">
+                      <a:avLst/>
+                    </a:prstGeom>
+                  </pic:spPr>
+                </pic:pic>
+              </a:graphicData>
+            </a:graphic>
+          </wp:inline>
+        </w:drawing>
+      </w:r>
+    </w:p>
+    <w:p>
+      <w:pPr>
+        <w:spacing w:after="210" w:line="360" w:lineRule="auto"/>
+        <w:rPr>
           <w:rFonts w:eastAsia="Georgia" w:hAnsi="Georgia" w:cs="Georgia"/>
           <w:i/>
           <w:color w:val="000000"/>
         </w:rPr>
-        <w:t>(Create UML Class Diagrams for all major classes in your system.)</w:t>
+      </w:pPr>
+      <w:r>
+        <w:rPr>
+          <w:rFonts w:eastAsia="Georgia" w:hAnsi="Georgia" w:cs="Georgia"/>
+          <w:i/>
+          <w:color w:val="000000"/>
+        </w:rPr>
+        <w:t xml:space="preserve">Caption: UML Class Diagram for the </w:t>
+      </w:r>
+      <w:proofErr w:type="spellStart"/>
+      <w:r>
+        <w:rPr>
+          <w:rFonts w:eastAsia="Georgia" w:hAnsi="Georgia" w:cs="Georgia"/>
+          <w:b/>
+          <w:bCs/>
+          <w:i/>
+          <w:color w:val="000000"/>
+        </w:rPr>
+        <w:t>AutoWash</w:t>
+      </w:r>
+      <w:proofErr w:type="spellEnd"/>
+      <w:r>
+        <w:rPr>
+          <w:rFonts w:eastAsia="Georgia" w:hAnsi="Georgia" w:cs="Georgia"/>
+          <w:b/>
+          <w:bCs/>
+          <w:i/>
+          <w:color w:val="000000"/>
+        </w:rPr>
+        <w:t xml:space="preserve"> Priority Booking Engine</w:t>
+      </w:r>
+      <w:r>
+        <w:rPr>
+          <w:rFonts w:eastAsia="Georgia" w:hAnsi="Georgia" w:cs="Georgia"/>
+          <w:i/>
+          <w:color w:val="000000"/>
+        </w:rPr>
+        <w:t xml:space="preserve"> </w:t>
+      </w:r>
+      <w:r>
+        <w:rPr>
+          <w:rFonts w:eastAsia="Georgia" w:hAnsi="Georgia" w:cs="Georgia"/>
+          <w:i/>
+          <w:color w:val="000000"/>
+        </w:rPr>
+        <w:t>system.</w:t>
       </w:r>
     </w:p>
     <w:p>
       <w:pPr>
         <w:spacing w:after="210" w:line="360" w:lineRule="auto"/>
       </w:pPr>
-      <w:r>
-        <w:rPr>
-          <w:rFonts w:eastAsia="Georgia" w:hAnsi="Georgia" w:cs="Georgia"/>
-          <w:b/>
-          <w:color w:val="000000"/>
-        </w:rPr>
-        <w:lastRenderedPageBreak/>
-        <w:t>[INSERT CLASS DIAGRAM IMAGE]</w:t>
-      </w:r>
-    </w:p>
-    <w:p>
-      <w:pPr>
-        <w:spacing w:after="210" w:line="360" w:lineRule="auto"/>
-      </w:pPr>
-      <w:r>
-        <w:rPr>
-          <w:rFonts w:eastAsia="Georgia" w:hAnsi="Georgia" w:cs="Georgia"/>
-          <w:i/>
-          <w:color w:val="000000"/>
-        </w:rPr>
-        <w:t>Caption: UML Class Diagram for the [Project Name] system.</w:t>
-      </w:r>
     </w:p>
     <w:p>
       <w:pPr>
@@ -1256,6 +1293,7 @@
                 <w:color w:val="000000"/>
                 <w:sz w:val="17"/>
               </w:rPr>
+              <w:lastRenderedPageBreak/>
               <w:t>WashPackage</w:t>
             </w:r>
             <w:proofErr w:type="spellEnd"/>
@@ -1690,6 +1728,7 @@
                 <w:sz w:val="17"/>
               </w:rPr>
             </w:pPr>
+            <w:proofErr w:type="spellStart"/>
             <w:proofErr w:type="gramStart"/>
             <w:r>
               <w:rPr>
@@ -1698,7 +1737,17 @@
                 <w:color w:val="000000"/>
                 <w:sz w:val="17"/>
               </w:rPr>
-              <w:t>addCustomer(</w:t>
+              <w:t>addCustomer</w:t>
+            </w:r>
+            <w:proofErr w:type="spellEnd"/>
+            <w:r>
+              <w:rPr>
+                <w:rFonts w:eastAsia="Georgia" w:hAnsi="Georgia" w:cs="Georgia"/>
+                <w:i/>
+                <w:color w:val="000000"/>
+                <w:sz w:val="17"/>
+              </w:rPr>
+              <w:t>(</w:t>
             </w:r>
             <w:proofErr w:type="gramEnd"/>
             <w:r>
@@ -2960,23 +3009,9 @@
           <w:color w:val="000000"/>
           <w:sz w:val="24"/>
         </w:rPr>
-        <w:lastRenderedPageBreak/>
         <w:t>2.2 Pseudocode for Core Algorithms</w:t>
       </w:r>
       <w:bookmarkEnd w:id="6"/>
-    </w:p>
-    <w:p>
-      <w:pPr>
-        <w:spacing w:after="210" w:line="360" w:lineRule="auto"/>
-        <w:ind w:left="630"/>
-      </w:pPr>
-      <w:r>
-        <w:rPr>
-          <w:rFonts w:eastAsia="Georgia" w:hAnsi="Georgia" w:cs="Georgia"/>
-          <w:color w:val="000000"/>
-        </w:rPr>
-        <w:t>Write pseudocode for your primary algorithm(s) before implementing them in Java.</w:t>
-      </w:r>
     </w:p>
     <w:p>
       <w:pPr>
@@ -3325,6 +3360,7 @@
           <w:color w:val="000000"/>
           <w:sz w:val="18"/>
         </w:rPr>
+        <w:lastRenderedPageBreak/>
         <w:t xml:space="preserve">      </w:t>
       </w:r>
       <w:proofErr w:type="spellStart"/>
@@ -4222,7 +4258,6 @@
           <w:color w:val="000000"/>
           <w:sz w:val="18"/>
         </w:rPr>
-        <w:lastRenderedPageBreak/>
         <w:t xml:space="preserve">  END FOR</w:t>
       </w:r>
     </w:p>
@@ -5925,15 +5960,7 @@
           <w:b/>
           <w:color w:val="000000"/>
         </w:rPr>
-        <w:t xml:space="preserve"> O(n).</w:t>
-      </w:r>
-      <w:r>
-        <w:rPr>
-          <w:rFonts w:eastAsia="Georgia" w:hAnsi="Georgia" w:cs="Georgia"/>
-          <w:b/>
-          <w:color w:val="000000"/>
-        </w:rPr>
-        <w:t xml:space="preserve"> </w:t>
+        <w:t xml:space="preserve"> O(n). </w:t>
       </w:r>
       <w:r>
         <w:rPr>
@@ -6006,19 +6033,6 @@
     </w:p>
     <w:p>
       <w:pPr>
-        <w:spacing w:after="210" w:line="360" w:lineRule="auto"/>
-        <w:ind w:left="630"/>
-      </w:pPr>
-      <w:r>
-        <w:rPr>
-          <w:rFonts w:eastAsia="Georgia" w:hAnsi="Georgia" w:cs="Georgia"/>
-          <w:color w:val="000000"/>
-        </w:rPr>
-        <w:t>Provide the actual Java implementation for each algorithm above.</w:t>
-      </w:r>
-    </w:p>
-    <w:p>
-      <w:pPr>
         <w:spacing w:before="315" w:after="105" w:line="360" w:lineRule="auto"/>
         <w:ind w:left="-30"/>
         <w:rPr>
@@ -6037,7 +6051,6 @@
           <w:color w:val="000000"/>
           <w:sz w:val="24"/>
         </w:rPr>
-        <w:lastRenderedPageBreak/>
         <w:t xml:space="preserve">Code Snippet 1 — </w:t>
       </w:r>
       <w:bookmarkEnd w:id="8"/>
@@ -6811,6 +6824,7 @@
           <w:color w:val="000000"/>
           <w:sz w:val="18"/>
         </w:rPr>
+        <w:lastRenderedPageBreak/>
         <w:t xml:space="preserve">            int </w:t>
       </w:r>
       <w:proofErr w:type="spellStart"/>
@@ -8017,7 +8031,6 @@
           <w:color w:val="000000"/>
           <w:sz w:val="24"/>
         </w:rPr>
-        <w:lastRenderedPageBreak/>
         <w:t xml:space="preserve">Code Snippet 2 — </w:t>
       </w:r>
       <w:bookmarkEnd w:id="9"/>
@@ -8517,34 +8530,6 @@
         <w:t>2.4 Manual Algorithm Trace</w:t>
       </w:r>
       <w:bookmarkEnd w:id="10"/>
-    </w:p>
-    <w:p>
-      <w:pPr>
-        <w:spacing w:after="210" w:line="360" w:lineRule="auto"/>
-        <w:ind w:left="630"/>
-      </w:pPr>
-      <w:r>
-        <w:rPr>
-          <w:rFonts w:eastAsia="Georgia" w:hAnsi="Georgia" w:cs="Georgia"/>
-          <w:color w:val="000000"/>
-        </w:rPr>
-        <w:t xml:space="preserve">Manually trace your algorithm using a specific test case to verify correctness </w:t>
-      </w:r>
-      <w:r>
-        <w:rPr>
-          <w:rFonts w:eastAsia="Georgia" w:hAnsi="Georgia" w:cs="Georgia"/>
-          <w:b/>
-          <w:color w:val="000000"/>
-        </w:rPr>
-        <w:t>before</w:t>
-      </w:r>
-      <w:r>
-        <w:rPr>
-          <w:rFonts w:eastAsia="Georgia" w:hAnsi="Georgia" w:cs="Georgia"/>
-          <w:color w:val="000000"/>
-        </w:rPr>
-        <w:t xml:space="preserve"> running it in the IDE.</w:t>
-      </w:r>
     </w:p>
     <w:p>
       <w:pPr>
@@ -9673,16 +9658,7 @@
           <w:i/>
           <w:color w:val="000000"/>
         </w:rPr>
-        <w:t xml:space="preserve">The trace confirms that the algorithm correctly sorts wash packages by price </w:t>
-      </w:r>
-      <w:r>
-        <w:rPr>
-          <w:rFonts w:eastAsia="Georgia" w:hAnsi="Georgia" w:cs="Georgia"/>
-          <w:i/>
-          <w:color w:val="000000"/>
-        </w:rPr>
-        <w:lastRenderedPageBreak/>
-        <w:t>in ascending order. The current seed data already contains these three services: Standard Wash (50,000 VND), Premium Wash + Vacuum (100,000 VND), and Wash + Polish (250,000 VND).</w:t>
+        <w:t>The trace confirms that the algorithm correctly sorts wash packages by price in ascending order. The current seed data already contains these three services: Standard Wash (50,000 VND), Premium Wash + Vacuum (100,000 VND), and Wash + Polish (250,000 VND).</w:t>
       </w:r>
       <w:r>
         <w:rPr>
@@ -10512,6 +10488,7 @@
   <w:style w:type="character" w:default="1" w:styleId="Phngmcinhcuaoanvn">
     <w:name w:val="Default Paragraph Font"/>
     <w:uiPriority w:val="1"/>
+    <w:semiHidden/>
     <w:unhideWhenUsed/>
   </w:style>
   <w:style w:type="table" w:default="1" w:styleId="BangThngthng">
